--- a/products-storage/13-raschet-metrami/54-zapros-sostoyanie-escrow.docx
+++ b/products-storage/13-raschet-metrami/54-zapros-sostoyanie-escrow.docx
@@ -5,33 +5,38 @@
     <w:p>
       <w:pPr>
         <w:pStyle w:val="Heading1"/>
-        <w:spacing w:after="200" w:before="240"/>
-      </w:pPr>
-      <w:r>
-        <w:rPr>
-          <w:rFonts w:ascii="Times New Roman" w:cs="Times New Roman" w:eastAsia="Times New Roman" w:hAnsi="Times New Roman"/>
-          <w:b/>
-          <w:bCs/>
+        <w:pBdr>
+          <w:top w:val="single" w:sz="12" w:space="5" w:color="B08D57"/>
+        </w:pBdr>
+        <w:spacing w:after="80" w:before="240"/>
+      </w:pPr>
+      <w:r>
+        <w:rPr>
+          <w:rFonts w:ascii="Times New Roman" w:cs="Times New Roman" w:eastAsia="Times New Roman" w:hAnsi="Times New Roman"/>
+          <w:b/>
+          <w:bCs/>
+          <w:i w:val="0"/>
+          <w:color w:val="323539"/>
           <w:sz w:val="32"/>
           <w:szCs w:val="32"/>
         </w:rPr>
-        <w:t xml:space="preserve">Запрос о состоянии счёта эскроу по передаваемому ДДУ</w:t>
-      </w:r>
-    </w:p>
-    <w:p>
-      <w:pPr>
-        <w:spacing w:after="120" w:line="276"/>
-      </w:pPr>
-      <w:r>
-        <w:rPr>
-          <w:rFonts w:ascii="Times New Roman" w:cs="Times New Roman" w:eastAsia="Times New Roman" w:hAnsi="Times New Roman"/>
-          <w:i/>
+        <w:t>Запрос о наполнении счёта эскроу по передаваемому ДДУ</w:t>
+      </w:r>
+    </w:p>
+    <w:p>
+      <w:pPr>
+        <w:spacing w:after="80" w:line="259" w:lineRule="auto"/>
+      </w:pPr>
+      <w:r>
+        <w:rPr>
+          <w:rFonts w:ascii="Times New Roman" w:cs="Times New Roman" w:eastAsia="Times New Roman" w:hAnsi="Times New Roman"/>
+          <w:i w:val="0"/>
           <w:iCs/>
-          <w:color w:val="595959"/>
-          <w:sz w:val="24"/>
-          <w:szCs w:val="24"/>
-        </w:rPr>
-        <w:t xml:space="preserve">Документальное подтверждение того, оплачен ли ДДУ, права по которому вам предлагают в счёт работ. Отправляется — текст письма ниже; страница «Как пользоваться этим документом» в отправку не входит.</w:t>
+          <w:color w:val="323539"/>
+          <w:sz w:val="22"/>
+          <w:szCs w:val="24"/>
+        </w:rPr>
+        <w:t>Документальное подтверждение наполнения счёта эскроу по ДДУ, права по которому предлагаются в счёт выполненных работ. Отправляется — текст письма ниже; страница «Как пользоваться этим документом» в отправку не входит.</w:t>
       </w:r>
     </w:p>
     <w:tbl>
@@ -63,14 +68,16 @@
           </w:tcPr>
           <w:p>
             <w:pPr>
-              <w:spacing w:after="100" w:line="276"/>
+              <w:spacing w:after="80" w:line="259" w:lineRule="auto"/>
             </w:pPr>
             <w:r>
               <w:rPr>
                 <w:rFonts w:ascii="Times New Roman" w:cs="Times New Roman" w:eastAsia="Times New Roman" w:hAnsi="Times New Roman"/>
                 <w:b/>
                 <w:bCs/>
-                <w:sz w:val="24"/>
+                <w:i w:val="0"/>
+                <w:color w:val="323539"/>
+                <w:sz w:val="22"/>
                 <w:szCs w:val="24"/>
               </w:rPr>
               <w:t xml:space="preserve">Важно, прочитайте до использования</w:t>
@@ -78,54 +85,62 @@
           </w:p>
           <w:p>
             <w:pPr>
-              <w:spacing w:after="100" w:line="276"/>
+              <w:spacing w:after="80" w:line="259" w:lineRule="auto"/>
             </w:pPr>
             <w:r>
               <w:rPr>
                 <w:rFonts w:ascii="Times New Roman" w:cs="Times New Roman" w:eastAsia="Times New Roman" w:hAnsi="Times New Roman"/>
-                <w:sz w:val="24"/>
+                <w:i w:val="0"/>
+                <w:color w:val="323539"/>
+                <w:sz w:val="22"/>
                 <w:szCs w:val="24"/>
               </w:rPr>
-              <w:t xml:space="preserve">Это порядок проверки предложения «рассчитаемся квартирами» и типовые запросы к сторонам сделки, а не юридическая консультация и не гарантия того, что сделка окажется безопасной или что ответы на запросы будут получены. Комплект делает видимым, что именно вам предлагают — оплаченную квартиру или долг за неё, — и переводит решение из «по старой памяти» в решение по проверенным фактам.</w:t>
+              <w:t>Комплект предназначен для проверки расчётов жилыми и офисными помещениями, машино-местами либо правами на них. По единому алгоритму оцениваются форма передачи, зарегистрированные права, обременения и стоимость объекта. При уступке прав по ДДУ дополнительно проверяется наполнение соответствующего счёта эскроу.</w:t>
             </w:r>
           </w:p>
           <w:p>
             <w:pPr>
-              <w:spacing w:after="100" w:line="276"/>
+              <w:spacing w:after="80" w:line="259" w:lineRule="auto"/>
             </w:pPr>
             <w:r>
               <w:rPr>
                 <w:rFonts w:ascii="Times New Roman" w:cs="Times New Roman" w:eastAsia="Times New Roman" w:hAnsi="Times New Roman"/>
-                <w:sz w:val="24"/>
+                <w:i w:val="0"/>
+                <w:color w:val="323539"/>
+                <w:sz w:val="22"/>
                 <w:szCs w:val="24"/>
               </w:rPr>
-              <w:t xml:space="preserve">Тексты вычитку юристом не проходили. Нормативные ссылки сверены с действующими редакциями отдельным заходом 09.08.2026; сверка подтверждает, что нормы названы верно, и не заменяет оценку вашей сделки по конкретным документам.</w:t>
+              <w:t>До подписания проверьте документы о праве на объект и обременениях. При уступке прав по ДДУ дополнительно сопоставьте ДДУ, уступку и банковские подтверждения с применимыми положениями Закона № 214-ФЗ; при переводе долга — с п. 2 ст. 391 ГК РФ.</w:t>
             </w:r>
           </w:p>
           <w:p>
             <w:pPr>
-              <w:spacing w:after="100" w:line="276"/>
+              <w:spacing w:after="80" w:line="259" w:lineRule="auto"/>
             </w:pPr>
             <w:r>
               <w:rPr>
                 <w:rFonts w:ascii="Times New Roman" w:cs="Times New Roman" w:eastAsia="Times New Roman" w:hAnsi="Times New Roman"/>
-                <w:sz w:val="24"/>
+                <w:i w:val="0"/>
+                <w:color w:val="323539"/>
+                <w:sz w:val="22"/>
                 <w:szCs w:val="24"/>
               </w:rPr>
-              <w:t xml:space="preserve">Граница проходит по стадии. Пока сделка обсуждается и бумаги не подписаны — комплект работает. Уступка уже подписана и идёт спор — дальше работа юриста по конкретным документам. Застройщик в процедуре банкротства — это комплект «Реестр требований кредиторов» и юрист, а не эти файлы.</w:t>
+              <w:t>Граница проходит по стадии. Проверка проводится на стадии согласования сделки до подписания договора и документов о передаче. При возникших разногласиях после подписания документы передаются для правовой оценки. При банкротстве застройщика отдельно проверяется порядок предъявления требований в соответствующей процедуре.</w:t>
             </w:r>
           </w:p>
           <w:p>
             <w:pPr>
-              <w:spacing w:after="0" w:line="276"/>
+              <w:spacing w:after="0" w:line="259" w:lineRule="auto"/>
             </w:pPr>
             <w:r>
               <w:rPr>
                 <w:rFonts w:ascii="Times New Roman" w:cs="Times New Roman" w:eastAsia="Times New Roman" w:hAnsi="Times New Roman"/>
-                <w:sz w:val="24"/>
+                <w:i w:val="0"/>
+                <w:color w:val="323539"/>
+                <w:sz w:val="22"/>
                 <w:szCs w:val="24"/>
               </w:rPr>
-              <w:t xml:space="preserve">Числовых норм закона в файлах нет намеренно: нормы названы по имени, значения берутся из действующей редакции на дату проверки — скачанный файл не обновляется сам. Сделку с уступкой при пустом или не пополненном счёте эскроу без юриста не подписывать.</w:t>
+              <w:t>При неполном пополнении эскроу отдельно проверьте, кто обязан внести недостающую сумму, условия одновременного перевода долга и согласие кредитора. Подтверждение расчётов между сторонами не означает поступления средств на счёт эскроу.</w:t>
             </w:r>
           </w:p>
         </w:tc>
@@ -133,20 +148,20 @@
     </w:tbl>
     <w:p>
       <w:pPr>
-        <w:spacing w:after="120" w:line="276"/>
-      </w:pPr>
-    </w:p>
-    <w:p>
-      <w:pPr>
-        <w:spacing w:after="120" w:line="276"/>
-      </w:pPr>
-      <w:r>
-        <w:rPr>
-          <w:rFonts w:ascii="Times New Roman" w:cs="Times New Roman" w:eastAsia="Times New Roman" w:hAnsi="Times New Roman"/>
-          <w:i/>
+        <w:spacing w:after="80" w:line="259" w:lineRule="auto"/>
+      </w:pPr>
+    </w:p>
+    <w:p>
+      <w:pPr>
+        <w:spacing w:after="80" w:line="259" w:lineRule="auto"/>
+      </w:pPr>
+      <w:r>
+        <w:rPr>
+          <w:rFonts w:ascii="Times New Roman" w:cs="Times New Roman" w:eastAsia="Times New Roman" w:hAnsi="Times New Roman"/>
+          <w:i w:val="0"/>
           <w:iCs/>
-          <w:color w:val="595959"/>
-          <w:sz w:val="24"/>
+          <w:color w:val="323539"/>
+          <w:sz w:val="22"/>
           <w:szCs w:val="24"/>
         </w:rPr>
         <w:t xml:space="preserve">Заполните поля в двойных фигурных скобках по «Словарю полей» и убедитесь поиском, что скобок «{{» в документе не осталось.</w:t>
@@ -157,17 +172,19 @@
         <w:pBdr>
           <w:bottom w:val="single" w:color="BFBFBF" w:sz="6" w:space="6"/>
         </w:pBdr>
-        <w:spacing w:after="200" w:before="120"/>
-      </w:pPr>
-    </w:p>
-    <w:p>
-      <w:pPr>
-        <w:spacing w:after="0" w:line="276"/>
-      </w:pPr>
-      <w:r>
-        <w:rPr>
-          <w:rFonts w:ascii="Times New Roman" w:cs="Times New Roman" w:eastAsia="Times New Roman" w:hAnsi="Times New Roman"/>
-          <w:sz w:val="24"/>
+        <w:spacing w:after="80" w:before="120"/>
+      </w:pPr>
+    </w:p>
+    <w:p>
+      <w:pPr>
+        <w:spacing w:after="0" w:line="259" w:lineRule="auto"/>
+      </w:pPr>
+      <w:r>
+        <w:rPr>
+          <w:rFonts w:ascii="Times New Roman" w:cs="Times New Roman" w:eastAsia="Times New Roman" w:hAnsi="Times New Roman"/>
+          <w:i w:val="0"/>
+          <w:color w:val="323539"/>
+          <w:sz w:val="22"/>
           <w:szCs w:val="24"/>
         </w:rPr>
         <w:t xml:space="preserve">Кому: </w:t>
@@ -177,10 +194,10 @@
           <w:rFonts w:ascii="Times New Roman" w:cs="Times New Roman" w:eastAsia="Times New Roman" w:hAnsi="Times New Roman"/>
           <w:b/>
           <w:bCs/>
-          <w:i w:val="false"/>
-          <w:iCs w:val="false"/>
-          <w:color w:val="000000"/>
-          <w:sz w:val="24"/>
+          <w:i w:val="0"/>
+          <w:iCs w:val="false"/>
+          <w:color w:val="323539"/>
+          <w:sz w:val="22"/>
           <w:szCs w:val="24"/>
         </w:rPr>
         <w:t xml:space="preserve">{{НАИМЕНОВАНИЕ_ЦЕДЕНТА_ИЛИ_ЗАСТРОЙЩИКА}}</w:t>
@@ -188,12 +205,14 @@
     </w:p>
     <w:p>
       <w:pPr>
-        <w:spacing w:after="200" w:line="276"/>
-      </w:pPr>
-      <w:r>
-        <w:rPr>
-          <w:rFonts w:ascii="Times New Roman" w:cs="Times New Roman" w:eastAsia="Times New Roman" w:hAnsi="Times New Roman"/>
-          <w:sz w:val="24"/>
+        <w:spacing w:after="80" w:line="259" w:lineRule="auto"/>
+      </w:pPr>
+      <w:r>
+        <w:rPr>
+          <w:rFonts w:ascii="Times New Roman" w:cs="Times New Roman" w:eastAsia="Times New Roman" w:hAnsi="Times New Roman"/>
+          <w:i w:val="0"/>
+          <w:color w:val="323539"/>
+          <w:sz w:val="22"/>
           <w:szCs w:val="24"/>
         </w:rPr>
         <w:t xml:space="preserve">Адрес: </w:t>
@@ -203,10 +222,10 @@
           <w:rFonts w:ascii="Times New Roman" w:cs="Times New Roman" w:eastAsia="Times New Roman" w:hAnsi="Times New Roman"/>
           <w:b/>
           <w:bCs/>
-          <w:i w:val="false"/>
-          <w:iCs w:val="false"/>
-          <w:color w:val="000000"/>
-          <w:sz w:val="24"/>
+          <w:i w:val="0"/>
+          <w:iCs w:val="false"/>
+          <w:color w:val="323539"/>
+          <w:sz w:val="22"/>
           <w:szCs w:val="24"/>
         </w:rPr>
         <w:t xml:space="preserve">{{АДРЕС_АДРЕСАТА}}</w:t>
@@ -214,12 +233,14 @@
     </w:p>
     <w:p>
       <w:pPr>
-        <w:spacing w:after="0" w:line="276"/>
-      </w:pPr>
-      <w:r>
-        <w:rPr>
-          <w:rFonts w:ascii="Times New Roman" w:cs="Times New Roman" w:eastAsia="Times New Roman" w:hAnsi="Times New Roman"/>
-          <w:sz w:val="24"/>
+        <w:spacing w:after="0" w:line="259" w:lineRule="auto"/>
+      </w:pPr>
+      <w:r>
+        <w:rPr>
+          <w:rFonts w:ascii="Times New Roman" w:cs="Times New Roman" w:eastAsia="Times New Roman" w:hAnsi="Times New Roman"/>
+          <w:i w:val="0"/>
+          <w:color w:val="323539"/>
+          <w:sz w:val="22"/>
           <w:szCs w:val="24"/>
         </w:rPr>
         <w:t xml:space="preserve">От: </w:t>
@@ -229,10 +250,10 @@
           <w:rFonts w:ascii="Times New Roman" w:cs="Times New Roman" w:eastAsia="Times New Roman" w:hAnsi="Times New Roman"/>
           <w:b/>
           <w:bCs/>
-          <w:i w:val="false"/>
-          <w:iCs w:val="false"/>
-          <w:color w:val="000000"/>
-          <w:sz w:val="24"/>
+          <w:i w:val="0"/>
+          <w:iCs w:val="false"/>
+          <w:color w:val="323539"/>
+          <w:sz w:val="22"/>
           <w:szCs w:val="24"/>
         </w:rPr>
         <w:t xml:space="preserve">{{НАИМЕНОВАНИЕ_ПОДРЯДЧИКА}}</w:t>
@@ -240,12 +261,14 @@
     </w:p>
     <w:p>
       <w:pPr>
-        <w:spacing w:after="200" w:line="276"/>
-      </w:pPr>
-      <w:r>
-        <w:rPr>
-          <w:rFonts w:ascii="Times New Roman" w:cs="Times New Roman" w:eastAsia="Times New Roman" w:hAnsi="Times New Roman"/>
-          <w:sz w:val="24"/>
+        <w:spacing w:after="80" w:line="259" w:lineRule="auto"/>
+      </w:pPr>
+      <w:r>
+        <w:rPr>
+          <w:rFonts w:ascii="Times New Roman" w:cs="Times New Roman" w:eastAsia="Times New Roman" w:hAnsi="Times New Roman"/>
+          <w:i w:val="0"/>
+          <w:color w:val="323539"/>
+          <w:sz w:val="22"/>
           <w:szCs w:val="24"/>
         </w:rPr>
         <w:t xml:space="preserve">Адрес: </w:t>
@@ -255,10 +278,10 @@
           <w:rFonts w:ascii="Times New Roman" w:cs="Times New Roman" w:eastAsia="Times New Roman" w:hAnsi="Times New Roman"/>
           <w:b/>
           <w:bCs/>
-          <w:i w:val="false"/>
-          <w:iCs w:val="false"/>
-          <w:color w:val="000000"/>
-          <w:sz w:val="24"/>
+          <w:i w:val="0"/>
+          <w:iCs w:val="false"/>
+          <w:color w:val="323539"/>
+          <w:sz w:val="22"/>
           <w:szCs w:val="24"/>
         </w:rPr>
         <w:t xml:space="preserve">{{АДРЕС_ПОДРЯДЧИКА}}</w:t>
@@ -266,12 +289,14 @@
     </w:p>
     <w:p>
       <w:pPr>
-        <w:spacing w:after="300" w:line="276"/>
-      </w:pPr>
-      <w:r>
-        <w:rPr>
-          <w:rFonts w:ascii="Times New Roman" w:cs="Times New Roman" w:eastAsia="Times New Roman" w:hAnsi="Times New Roman"/>
-          <w:sz w:val="24"/>
+        <w:spacing w:after="80" w:line="259" w:lineRule="auto"/>
+      </w:pPr>
+      <w:r>
+        <w:rPr>
+          <w:rFonts w:ascii="Times New Roman" w:cs="Times New Roman" w:eastAsia="Times New Roman" w:hAnsi="Times New Roman"/>
+          <w:i w:val="0"/>
+          <w:color w:val="323539"/>
+          <w:sz w:val="22"/>
           <w:szCs w:val="24"/>
         </w:rPr>
         <w:t xml:space="preserve">Исх. № </w:t>
@@ -281,10 +306,10 @@
           <w:rFonts w:ascii="Times New Roman" w:cs="Times New Roman" w:eastAsia="Times New Roman" w:hAnsi="Times New Roman"/>
           <w:b/>
           <w:bCs/>
-          <w:i w:val="false"/>
-          <w:iCs w:val="false"/>
-          <w:color w:val="000000"/>
-          <w:sz w:val="24"/>
+          <w:i w:val="0"/>
+          <w:iCs w:val="false"/>
+          <w:color w:val="323539"/>
+          <w:sz w:val="22"/>
           <w:szCs w:val="24"/>
         </w:rPr>
         <w:t xml:space="preserve">{{ИСХОДЯЩИЙ_НОМЕР}}</w:t>
@@ -292,7 +317,9 @@
       <w:r>
         <w:rPr>
           <w:rFonts w:ascii="Times New Roman" w:cs="Times New Roman" w:eastAsia="Times New Roman" w:hAnsi="Times New Roman"/>
-          <w:sz w:val="24"/>
+          <w:i w:val="0"/>
+          <w:color w:val="323539"/>
+          <w:sz w:val="22"/>
           <w:szCs w:val="24"/>
         </w:rPr>
         <w:t xml:space="preserve"> от </w:t>
@@ -302,10 +329,10 @@
           <w:rFonts w:ascii="Times New Roman" w:cs="Times New Roman" w:eastAsia="Times New Roman" w:hAnsi="Times New Roman"/>
           <w:b/>
           <w:bCs/>
-          <w:i w:val="false"/>
-          <w:iCs w:val="false"/>
-          <w:color w:val="000000"/>
-          <w:sz w:val="24"/>
+          <w:i w:val="0"/>
+          <w:iCs w:val="false"/>
+          <w:color w:val="323539"/>
+          <w:sz w:val="22"/>
           <w:szCs w:val="24"/>
         </w:rPr>
         <w:t xml:space="preserve">{{ДАТА_ДОКУМЕНТА}}</w:t>
@@ -313,7 +340,7 @@
     </w:p>
     <w:p>
       <w:pPr>
-        <w:spacing w:after="0" w:line="276"/>
+        <w:spacing w:after="0" w:line="259" w:lineRule="auto"/>
         <w:jc w:val="center"/>
       </w:pPr>
       <w:r>
@@ -321,7 +348,9 @@
           <w:rFonts w:ascii="Times New Roman" w:cs="Times New Roman" w:eastAsia="Times New Roman" w:hAnsi="Times New Roman"/>
           <w:b/>
           <w:bCs/>
-          <w:sz w:val="24"/>
+          <w:i w:val="0"/>
+          <w:color w:val="323539"/>
+          <w:sz w:val="22"/>
           <w:szCs w:val="24"/>
         </w:rPr>
         <w:t xml:space="preserve">ЗАПРОС о подтверждении оплаты по договору участия</w:t>
@@ -329,7 +358,7 @@
     </w:p>
     <w:p>
       <w:pPr>
-        <w:spacing w:after="300" w:line="276"/>
+        <w:spacing w:after="80" w:line="259" w:lineRule="auto"/>
         <w:jc w:val="center"/>
       </w:pPr>
       <w:r>
@@ -337,7 +366,9 @@
           <w:rFonts w:ascii="Times New Roman" w:cs="Times New Roman" w:eastAsia="Times New Roman" w:hAnsi="Times New Roman"/>
           <w:b/>
           <w:bCs/>
-          <w:sz w:val="24"/>
+          <w:i w:val="0"/>
+          <w:color w:val="323539"/>
+          <w:sz w:val="22"/>
           <w:szCs w:val="24"/>
         </w:rPr>
         <w:t xml:space="preserve">в долевом строительстве № </w:t>
@@ -347,10 +378,10 @@
           <w:rFonts w:ascii="Times New Roman" w:cs="Times New Roman" w:eastAsia="Times New Roman" w:hAnsi="Times New Roman"/>
           <w:b/>
           <w:bCs/>
-          <w:i w:val="false"/>
-          <w:iCs w:val="false"/>
-          <w:color w:val="000000"/>
-          <w:sz w:val="24"/>
+          <w:i w:val="0"/>
+          <w:iCs w:val="false"/>
+          <w:color w:val="323539"/>
+          <w:sz w:val="22"/>
           <w:szCs w:val="24"/>
         </w:rPr>
         <w:t xml:space="preserve">{{НОМЕР_ДДУ}}</w:t>
@@ -360,7 +391,9 @@
           <w:rFonts w:ascii="Times New Roman" w:cs="Times New Roman" w:eastAsia="Times New Roman" w:hAnsi="Times New Roman"/>
           <w:b/>
           <w:bCs/>
-          <w:sz w:val="24"/>
+          <w:i w:val="0"/>
+          <w:color w:val="323539"/>
+          <w:sz w:val="22"/>
           <w:szCs w:val="24"/>
         </w:rPr>
         <w:t xml:space="preserve"> от </w:t>
@@ -370,10 +403,10 @@
           <w:rFonts w:ascii="Times New Roman" w:cs="Times New Roman" w:eastAsia="Times New Roman" w:hAnsi="Times New Roman"/>
           <w:b/>
           <w:bCs/>
-          <w:i w:val="false"/>
-          <w:iCs w:val="false"/>
-          <w:color w:val="000000"/>
-          <w:sz w:val="24"/>
+          <w:i w:val="0"/>
+          <w:iCs w:val="false"/>
+          <w:color w:val="323539"/>
+          <w:sz w:val="22"/>
           <w:szCs w:val="24"/>
         </w:rPr>
         <w:t xml:space="preserve">{{ДАТА_ДДУ}}</w:t>
@@ -381,12 +414,14 @@
     </w:p>
     <w:p>
       <w:pPr>
-        <w:spacing w:after="140" w:line="276"/>
-      </w:pPr>
-      <w:r>
-        <w:rPr>
-          <w:rFonts w:ascii="Times New Roman" w:cs="Times New Roman" w:eastAsia="Times New Roman" w:hAnsi="Times New Roman"/>
-          <w:sz w:val="24"/>
+        <w:spacing w:after="80" w:line="259" w:lineRule="auto"/>
+      </w:pPr>
+      <w:r>
+        <w:rPr>
+          <w:rFonts w:ascii="Times New Roman" w:cs="Times New Roman" w:eastAsia="Times New Roman" w:hAnsi="Times New Roman"/>
+          <w:i w:val="0"/>
+          <w:color w:val="323539"/>
+          <w:sz w:val="22"/>
           <w:szCs w:val="24"/>
         </w:rPr>
         <w:t xml:space="preserve">Уважаемые коллеги!</w:t>
@@ -394,12 +429,14 @@
     </w:p>
     <w:p>
       <w:pPr>
-        <w:spacing w:after="140" w:line="276"/>
-      </w:pPr>
-      <w:r>
-        <w:rPr>
-          <w:rFonts w:ascii="Times New Roman" w:cs="Times New Roman" w:eastAsia="Times New Roman" w:hAnsi="Times New Roman"/>
-          <w:sz w:val="24"/>
+        <w:spacing w:after="80" w:line="259" w:lineRule="auto"/>
+      </w:pPr>
+      <w:r>
+        <w:rPr>
+          <w:rFonts w:ascii="Times New Roman" w:cs="Times New Roman" w:eastAsia="Times New Roman" w:hAnsi="Times New Roman"/>
+          <w:i w:val="0"/>
+          <w:color w:val="323539"/>
+          <w:sz w:val="22"/>
           <w:szCs w:val="24"/>
         </w:rPr>
         <w:t xml:space="preserve">В связи с предложением об уступке нам прав по договору участия в долевом строительстве № </w:t>
@@ -409,10 +446,10 @@
           <w:rFonts w:ascii="Times New Roman" w:cs="Times New Roman" w:eastAsia="Times New Roman" w:hAnsi="Times New Roman"/>
           <w:b/>
           <w:bCs/>
-          <w:i w:val="false"/>
-          <w:iCs w:val="false"/>
-          <w:color w:val="000000"/>
-          <w:sz w:val="24"/>
+          <w:i w:val="0"/>
+          <w:iCs w:val="false"/>
+          <w:color w:val="323539"/>
+          <w:sz w:val="22"/>
           <w:szCs w:val="24"/>
         </w:rPr>
         <w:t xml:space="preserve">{{НОМЕР_ДДУ}}</w:t>
@@ -420,7 +457,9 @@
       <w:r>
         <w:rPr>
           <w:rFonts w:ascii="Times New Roman" w:cs="Times New Roman" w:eastAsia="Times New Roman" w:hAnsi="Times New Roman"/>
-          <w:sz w:val="24"/>
+          <w:i w:val="0"/>
+          <w:color w:val="323539"/>
+          <w:sz w:val="22"/>
           <w:szCs w:val="24"/>
         </w:rPr>
         <w:t xml:space="preserve"> от </w:t>
@@ -430,10 +469,10 @@
           <w:rFonts w:ascii="Times New Roman" w:cs="Times New Roman" w:eastAsia="Times New Roman" w:hAnsi="Times New Roman"/>
           <w:b/>
           <w:bCs/>
-          <w:i w:val="false"/>
-          <w:iCs w:val="false"/>
-          <w:color w:val="000000"/>
-          <w:sz w:val="24"/>
+          <w:i w:val="0"/>
+          <w:iCs w:val="false"/>
+          <w:color w:val="323539"/>
+          <w:sz w:val="22"/>
           <w:szCs w:val="24"/>
         </w:rPr>
         <w:t xml:space="preserve">{{ДАТА_ДДУ}}</w:t>
@@ -441,7 +480,9 @@
       <w:r>
         <w:rPr>
           <w:rFonts w:ascii="Times New Roman" w:cs="Times New Roman" w:eastAsia="Times New Roman" w:hAnsi="Times New Roman"/>
-          <w:sz w:val="24"/>
+          <w:i w:val="0"/>
+          <w:color w:val="323539"/>
+          <w:sz w:val="22"/>
           <w:szCs w:val="24"/>
         </w:rPr>
         <w:t xml:space="preserve"> в отношении объекта </w:t>
@@ -451,10 +492,10 @@
           <w:rFonts w:ascii="Times New Roman" w:cs="Times New Roman" w:eastAsia="Times New Roman" w:hAnsi="Times New Roman"/>
           <w:b/>
           <w:bCs/>
-          <w:i w:val="false"/>
-          <w:iCs w:val="false"/>
-          <w:color w:val="000000"/>
-          <w:sz w:val="24"/>
+          <w:i w:val="0"/>
+          <w:iCs w:val="false"/>
+          <w:color w:val="323539"/>
+          <w:sz w:val="22"/>
           <w:szCs w:val="24"/>
         </w:rPr>
         <w:t xml:space="preserve">{{ОПИСАНИЕ_ОБЪЕКТА_ДОЛЕВОГО_СТРОИТЕЛЬСТВА}}</w:t>
@@ -462,7 +503,9 @@
       <w:r>
         <w:rPr>
           <w:rFonts w:ascii="Times New Roman" w:cs="Times New Roman" w:eastAsia="Times New Roman" w:hAnsi="Times New Roman"/>
-          <w:sz w:val="24"/>
+          <w:i w:val="0"/>
+          <w:color w:val="323539"/>
+          <w:sz w:val="22"/>
           <w:szCs w:val="24"/>
         </w:rPr>
         <w:t xml:space="preserve"> просим до подписания договора уступки предоставить:</w:t>
@@ -470,12 +513,14 @@
     </w:p>
     <w:p>
       <w:pPr>
-        <w:spacing w:after="80" w:line="276"/>
-      </w:pPr>
-      <w:r>
-        <w:rPr>
-          <w:rFonts w:ascii="Times New Roman" w:cs="Times New Roman" w:eastAsia="Times New Roman" w:hAnsi="Times New Roman"/>
-          <w:sz w:val="24"/>
+        <w:spacing w:after="80" w:line="259" w:lineRule="auto"/>
+      </w:pPr>
+      <w:r>
+        <w:rPr>
+          <w:rFonts w:ascii="Times New Roman" w:cs="Times New Roman" w:eastAsia="Times New Roman" w:hAnsi="Times New Roman"/>
+          <w:i w:val="0"/>
+          <w:color w:val="323539"/>
+          <w:sz w:val="22"/>
           <w:szCs w:val="24"/>
         </w:rPr>
         <w:t xml:space="preserve">1. Справку (выписку) банка </w:t>
@@ -485,10 +530,10 @@
           <w:rFonts w:ascii="Times New Roman" w:cs="Times New Roman" w:eastAsia="Times New Roman" w:hAnsi="Times New Roman"/>
           <w:b/>
           <w:bCs/>
-          <w:i w:val="false"/>
-          <w:iCs w:val="false"/>
-          <w:color w:val="000000"/>
-          <w:sz w:val="24"/>
+          <w:i w:val="0"/>
+          <w:iCs w:val="false"/>
+          <w:color w:val="323539"/>
+          <w:sz w:val="22"/>
           <w:szCs w:val="24"/>
         </w:rPr>
         <w:t xml:space="preserve">{{НАИМЕНОВАНИЕ_БАНКА_ЕСЛИ_ИЗВЕСТЕН}}</w:t>
@@ -496,7 +541,9 @@
       <w:r>
         <w:rPr>
           <w:rFonts w:ascii="Times New Roman" w:cs="Times New Roman" w:eastAsia="Times New Roman" w:hAnsi="Times New Roman"/>
-          <w:sz w:val="24"/>
+          <w:i w:val="0"/>
+          <w:color w:val="323539"/>
+          <w:sz w:val="22"/>
           <w:szCs w:val="24"/>
         </w:rPr>
         <w:t xml:space="preserve"> об открытии счёта эскроу по указанному договору и о поступлении на него денежных средств в размере цены договора.</w:t>
@@ -504,12 +551,14 @@
     </w:p>
     <w:p>
       <w:pPr>
-        <w:spacing w:after="80" w:line="276"/>
-      </w:pPr>
-      <w:r>
-        <w:rPr>
-          <w:rFonts w:ascii="Times New Roman" w:cs="Times New Roman" w:eastAsia="Times New Roman" w:hAnsi="Times New Roman"/>
-          <w:sz w:val="24"/>
+        <w:spacing w:after="80" w:line="259" w:lineRule="auto"/>
+      </w:pPr>
+      <w:r>
+        <w:rPr>
+          <w:rFonts w:ascii="Times New Roman" w:cs="Times New Roman" w:eastAsia="Times New Roman" w:hAnsi="Times New Roman"/>
+          <w:i w:val="0"/>
+          <w:color w:val="323539"/>
+          <w:sz w:val="22"/>
           <w:szCs w:val="24"/>
         </w:rPr>
         <w:t xml:space="preserve">2. Сведения о том, в полном ли объёме исполнена обязанность участника долевого строительства по уплате цены договора; если в части — в каком размере.</w:t>
@@ -517,119 +566,125 @@
     </w:p>
     <w:p>
       <w:pPr>
-        <w:spacing w:after="140" w:line="276"/>
-      </w:pPr>
-      <w:r>
-        <w:rPr>
-          <w:rFonts w:ascii="Times New Roman" w:cs="Times New Roman" w:eastAsia="Times New Roman" w:hAnsi="Times New Roman"/>
-          <w:sz w:val="24"/>
-          <w:szCs w:val="24"/>
-        </w:rPr>
-        <w:t xml:space="preserve">3. Проект договора уступки с формулировкой пункта о судьбе обязательств по внесению денежных средств на счёт эскроу.</w:t>
-      </w:r>
-    </w:p>
-    <w:p>
-      <w:pPr>
-        <w:spacing w:after="140" w:line="276"/>
-      </w:pPr>
-      <w:r>
-        <w:rPr>
-          <w:rFonts w:ascii="Times New Roman" w:cs="Times New Roman" w:eastAsia="Times New Roman" w:hAnsi="Times New Roman"/>
-          <w:sz w:val="24"/>
-          <w:szCs w:val="24"/>
-        </w:rPr>
-        <w:t xml:space="preserve">Документы просим направить в срок до </w:t>
-      </w:r>
-      <w:r>
-        <w:rPr>
-          <w:rFonts w:ascii="Times New Roman" w:cs="Times New Roman" w:eastAsia="Times New Roman" w:hAnsi="Times New Roman"/>
-          <w:b/>
-          <w:bCs/>
-          <w:i w:val="false"/>
-          <w:iCs w:val="false"/>
-          <w:color w:val="000000"/>
-          <w:sz w:val="24"/>
-          <w:szCs w:val="24"/>
-        </w:rPr>
-        <w:t xml:space="preserve">{{СРОК_ОТВЕТА_НА_ЗАПРОС}}</w:t>
-      </w:r>
-      <w:r>
-        <w:rPr>
-          <w:rFonts w:ascii="Times New Roman" w:cs="Times New Roman" w:eastAsia="Times New Roman" w:hAnsi="Times New Roman"/>
-          <w:sz w:val="24"/>
-          <w:szCs w:val="24"/>
-        </w:rPr>
-        <w:t xml:space="preserve"> на адрес </w:t>
-      </w:r>
-      <w:r>
-        <w:rPr>
-          <w:rFonts w:ascii="Times New Roman" w:cs="Times New Roman" w:eastAsia="Times New Roman" w:hAnsi="Times New Roman"/>
-          <w:b/>
-          <w:bCs/>
-          <w:i w:val="false"/>
-          <w:iCs w:val="false"/>
-          <w:color w:val="000000"/>
-          <w:sz w:val="24"/>
-          <w:szCs w:val="24"/>
-        </w:rPr>
-        <w:t xml:space="preserve">{{АДРЕС_ДЛЯ_ОТВЕТА}}</w:t>
-      </w:r>
-      <w:r>
-        <w:rPr>
-          <w:rFonts w:ascii="Times New Roman" w:cs="Times New Roman" w:eastAsia="Times New Roman" w:hAnsi="Times New Roman"/>
-          <w:sz w:val="24"/>
-          <w:szCs w:val="24"/>
-        </w:rPr>
-        <w:t xml:space="preserve"> либо на электронную почту </w:t>
-      </w:r>
-      <w:r>
-        <w:rPr>
-          <w:rFonts w:ascii="Times New Roman" w:cs="Times New Roman" w:eastAsia="Times New Roman" w:hAnsi="Times New Roman"/>
-          <w:b/>
-          <w:bCs/>
-          <w:i w:val="false"/>
-          <w:iCs w:val="false"/>
-          <w:color w:val="000000"/>
-          <w:sz w:val="24"/>
-          <w:szCs w:val="24"/>
-        </w:rPr>
-        <w:t xml:space="preserve">{{ЭЛЕКТРОННАЯ_ПОЧТА}}</w:t>
-      </w:r>
-      <w:r>
-        <w:rPr>
-          <w:rFonts w:ascii="Times New Roman" w:cs="Times New Roman" w:eastAsia="Times New Roman" w:hAnsi="Times New Roman"/>
-          <w:sz w:val="24"/>
-          <w:szCs w:val="24"/>
-        </w:rPr>
-        <w:t xml:space="preserve">.</w:t>
-      </w:r>
-    </w:p>
-    <w:p>
-      <w:pPr>
-        <w:spacing w:after="300" w:line="276"/>
-      </w:pPr>
-      <w:r>
-        <w:rPr>
-          <w:rFonts w:ascii="Times New Roman" w:cs="Times New Roman" w:eastAsia="Times New Roman" w:hAnsi="Times New Roman"/>
-          <w:sz w:val="24"/>
-          <w:szCs w:val="24"/>
-        </w:rPr>
-        <w:t xml:space="preserve">Подтверждение оплаты цены договора участия является для нас существенным условием принятия решения о сделке: при неоплаченной цене договора к приобретателю прав переходят и обязанности по её уплате, что меняет существо предлагаемого расчёта.</w:t>
-      </w:r>
-    </w:p>
-    <w:p>
-      <w:pPr>
-        <w:spacing w:after="0" w:line="276"/>
-      </w:pPr>
-      <w:r>
-        <w:rPr>
-          <w:rFonts w:ascii="Times New Roman" w:cs="Times New Roman" w:eastAsia="Times New Roman" w:hAnsi="Times New Roman"/>
-          <w:b/>
-          <w:bCs/>
-          <w:i w:val="false"/>
-          <w:iCs w:val="false"/>
-          <w:color w:val="000000"/>
-          <w:sz w:val="24"/>
+        <w:spacing w:after="80" w:line="259" w:lineRule="auto"/>
+      </w:pPr>
+      <w:r>
+        <w:rPr>
+          <w:rFonts w:ascii="Times New Roman" w:cs="Times New Roman" w:eastAsia="Times New Roman" w:hAnsi="Times New Roman"/>
+          <w:i w:val="0"/>
+          <w:color w:val="323539"/>
+          <w:sz w:val="22"/>
+          <w:szCs w:val="24"/>
+        </w:rPr>
+        <w:t xml:space="preserve">3. Проект уступки: условия перехода долга по ДДУ, цена уступки и расчёт с цедентом. Если цедент — юридическое лицо, цена уступки оплачивается после госрегистрации соглашения (ч. 3 ст. 11 Закона № 214-ФЗ). При зачёте работ — основание и момент зачёта.</w:t>
+      </w:r>
+    </w:p>
+    <w:p>
+      <w:pPr>
+        <w:spacing w:after="80" w:line="259" w:lineRule="auto"/>
+      </w:pPr>
+      <w:r>
+        <w:rPr>
+          <w:rFonts w:ascii="Times New Roman" w:cs="Times New Roman" w:eastAsia="Times New Roman" w:hAnsi="Times New Roman"/>
+          <w:i w:val="0"/>
+          <w:color w:val="323539"/>
+          <w:sz w:val="22"/>
+          <w:szCs w:val="24"/>
+        </w:rPr>
+        <w:t>Документы просим направить в срок до {{СРОК_ОТВЕТА_НА_ЗАПРОС}} на адрес {{АДРЕС_ДЛЯ_ОТВЕТА}} либо на электронную почту {{ЭЛЕКТРОННАЯ_ПОЧТА}}.</w:t>
+      </w:r>
+      <w:r>
+        <w:rPr>
+          <w:rFonts w:ascii="Times New Roman" w:cs="Times New Roman" w:eastAsia="Times New Roman" w:hAnsi="Times New Roman"/>
+          <w:b/>
+          <w:bCs/>
+          <w:i w:val="0"/>
+          <w:iCs w:val="false"/>
+          <w:color w:val="323539"/>
+          <w:sz w:val="22"/>
+          <w:szCs w:val="24"/>
+        </w:rPr>
+      </w:r>
+      <w:r>
+        <w:rPr>
+          <w:rFonts w:ascii="Times New Roman" w:cs="Times New Roman" w:eastAsia="Times New Roman" w:hAnsi="Times New Roman"/>
+          <w:i w:val="0"/>
+          <w:color w:val="323539"/>
+          <w:sz w:val="22"/>
+          <w:szCs w:val="24"/>
+        </w:rPr>
+      </w:r>
+      <w:r>
+        <w:rPr>
+          <w:rFonts w:ascii="Times New Roman" w:cs="Times New Roman" w:eastAsia="Times New Roman" w:hAnsi="Times New Roman"/>
+          <w:b/>
+          <w:bCs/>
+          <w:i w:val="0"/>
+          <w:iCs w:val="false"/>
+          <w:color w:val="323539"/>
+          <w:sz w:val="22"/>
+          <w:szCs w:val="24"/>
+        </w:rPr>
+      </w:r>
+      <w:r>
+        <w:rPr>
+          <w:rFonts w:ascii="Times New Roman" w:cs="Times New Roman" w:eastAsia="Times New Roman" w:hAnsi="Times New Roman"/>
+          <w:i w:val="0"/>
+          <w:color w:val="323539"/>
+          <w:sz w:val="22"/>
+          <w:szCs w:val="24"/>
+        </w:rPr>
+      </w:r>
+      <w:r>
+        <w:rPr>
+          <w:rFonts w:ascii="Times New Roman" w:cs="Times New Roman" w:eastAsia="Times New Roman" w:hAnsi="Times New Roman"/>
+          <w:b/>
+          <w:bCs/>
+          <w:i w:val="0"/>
+          <w:iCs w:val="false"/>
+          <w:color w:val="323539"/>
+          <w:sz w:val="22"/>
+          <w:szCs w:val="24"/>
+        </w:rPr>
+      </w:r>
+      <w:r>
+        <w:rPr>
+          <w:rFonts w:ascii="Times New Roman" w:cs="Times New Roman" w:eastAsia="Times New Roman" w:hAnsi="Times New Roman"/>
+          <w:i w:val="0"/>
+          <w:color w:val="323539"/>
+          <w:sz w:val="22"/>
+          <w:szCs w:val="24"/>
+        </w:rPr>
+      </w:r>
+    </w:p>
+    <w:p>
+      <w:pPr>
+        <w:spacing w:after="80" w:line="259" w:lineRule="auto"/>
+      </w:pPr>
+      <w:r>
+        <w:rPr>
+          <w:rFonts w:ascii="Times New Roman" w:cs="Times New Roman" w:eastAsia="Times New Roman" w:hAnsi="Times New Roman"/>
+          <w:i w:val="0"/>
+          <w:color w:val="323539"/>
+          <w:sz w:val="22"/>
+          <w:szCs w:val="24"/>
+        </w:rPr>
+        <w:t>Подтверждение оплаты цены ДДУ существенно для решения о сделке. Если цена не оплачена полностью, уступка прав по ч. 1 ст. 11 Закона № 214-ФЗ допускается одновременно с переводом долга на нового участника в порядке, установленном ГК РФ; перевод долга требует согласия кредитора (п. 2 ст. 391 ГК РФ). Просим отдельно указать размер неоплаченной цены и документы, подтверждающие условия её погашения.</w:t>
+      </w:r>
+    </w:p>
+    <w:p>
+      <w:pPr>
+        <w:spacing w:after="0" w:line="259" w:lineRule="auto"/>
+      </w:pPr>
+      <w:r>
+        <w:rPr>
+          <w:rFonts w:ascii="Times New Roman" w:cs="Times New Roman" w:eastAsia="Times New Roman" w:hAnsi="Times New Roman"/>
+          <w:b/>
+          <w:bCs/>
+          <w:i w:val="0"/>
+          <w:iCs w:val="false"/>
+          <w:color w:val="323539"/>
+          <w:sz w:val="22"/>
           <w:szCs w:val="24"/>
         </w:rPr>
         <w:t xml:space="preserve">{{ДОЛЖНОСТЬ_ПОДПИСАНТА}}</w:t>
@@ -637,17 +692,17 @@
     </w:p>
     <w:p>
       <w:pPr>
-        <w:spacing w:after="140" w:line="276"/>
-      </w:pPr>
-      <w:r>
-        <w:rPr>
-          <w:rFonts w:ascii="Times New Roman" w:cs="Times New Roman" w:eastAsia="Times New Roman" w:hAnsi="Times New Roman"/>
-          <w:b/>
-          <w:bCs/>
-          <w:i w:val="false"/>
-          <w:iCs w:val="false"/>
-          <w:color w:val="000000"/>
-          <w:sz w:val="24"/>
+        <w:spacing w:after="80" w:line="259" w:lineRule="auto"/>
+      </w:pPr>
+      <w:r>
+        <w:rPr>
+          <w:rFonts w:ascii="Times New Roman" w:cs="Times New Roman" w:eastAsia="Times New Roman" w:hAnsi="Times New Roman"/>
+          <w:b/>
+          <w:bCs/>
+          <w:i w:val="0"/>
+          <w:iCs w:val="false"/>
+          <w:color w:val="323539"/>
+          <w:sz w:val="22"/>
           <w:szCs w:val="24"/>
         </w:rPr>
         <w:t xml:space="preserve">{{ФИО_ПОДПИСАНТА}}</w:t>
@@ -655,19 +710,25 @@
     </w:p>
     <w:p>
       <w:r>
+        <w:rPr>
+          <w:i w:val="0"/>
+          <w:color w:val="323539"/>
+        </w:rPr>
         <w:br w:type="page"/>
       </w:r>
     </w:p>
     <w:p>
       <w:pPr>
         <w:pStyle w:val="Heading1"/>
-        <w:spacing w:after="200" w:before="240"/>
-      </w:pPr>
-      <w:r>
-        <w:rPr>
-          <w:rFonts w:ascii="Times New Roman" w:cs="Times New Roman" w:eastAsia="Times New Roman" w:hAnsi="Times New Roman"/>
-          <w:b/>
-          <w:bCs/>
+        <w:spacing w:after="80" w:before="240"/>
+      </w:pPr>
+      <w:r>
+        <w:rPr>
+          <w:rFonts w:ascii="Times New Roman" w:cs="Times New Roman" w:eastAsia="Times New Roman" w:hAnsi="Times New Roman"/>
+          <w:b/>
+          <w:bCs/>
+          <w:i w:val="0"/>
+          <w:color w:val="323539"/>
           <w:sz w:val="32"/>
           <w:szCs w:val="32"/>
         </w:rPr>
@@ -676,15 +737,15 @@
     </w:p>
     <w:p>
       <w:pPr>
-        <w:spacing w:after="120" w:line="276"/>
-      </w:pPr>
-      <w:r>
-        <w:rPr>
-          <w:rFonts w:ascii="Times New Roman" w:cs="Times New Roman" w:eastAsia="Times New Roman" w:hAnsi="Times New Roman"/>
-          <w:i/>
+        <w:spacing w:after="40" w:line="259" w:lineRule="auto"/>
+      </w:pPr>
+      <w:r>
+        <w:rPr>
+          <w:rFonts w:ascii="Times New Roman" w:cs="Times New Roman" w:eastAsia="Times New Roman" w:hAnsi="Times New Roman"/>
+          <w:i w:val="0"/>
           <w:iCs/>
-          <w:color w:val="595959"/>
-          <w:sz w:val="24"/>
+          <w:color w:val="323539"/>
+          <w:sz w:val="20"/>
           <w:szCs w:val="24"/>
         </w:rPr>
         <w:t xml:space="preserve">Примечание покупателю. Эта страница в отправляемое письмо не входит: отправляется только текст до разрыва страницы.</w:t>
@@ -694,14 +755,16 @@
       <w:pPr>
         <w:pStyle w:val="Heading2"/>
         <w:keepNext/>
-        <w:spacing w:after="120" w:before="260"/>
-      </w:pPr>
-      <w:r>
-        <w:rPr>
-          <w:rFonts w:ascii="Times New Roman" w:cs="Times New Roman" w:eastAsia="Times New Roman" w:hAnsi="Times New Roman"/>
-          <w:b/>
-          <w:bCs/>
-          <w:sz w:val="26"/>
+        <w:spacing w:after="60" w:before="260"/>
+      </w:pPr>
+      <w:r>
+        <w:rPr>
+          <w:rFonts w:ascii="Times New Roman" w:cs="Times New Roman" w:eastAsia="Times New Roman" w:hAnsi="Times New Roman"/>
+          <w:b/>
+          <w:bCs/>
+          <w:i w:val="0"/>
+          <w:color w:val="323539"/>
+          <w:sz w:val="22"/>
           <w:szCs w:val="26"/>
         </w:rPr>
         <w:t xml:space="preserve">Назначение</w:t>
@@ -709,12 +772,14 @@
     </w:p>
     <w:p>
       <w:pPr>
-        <w:spacing w:after="120" w:line="276"/>
-      </w:pPr>
-      <w:r>
-        <w:rPr>
-          <w:rFonts w:ascii="Times New Roman" w:cs="Times New Roman" w:eastAsia="Times New Roman" w:hAnsi="Times New Roman"/>
-          <w:sz w:val="24"/>
+        <w:spacing w:after="40" w:line="259" w:lineRule="auto"/>
+      </w:pPr>
+      <w:r>
+        <w:rPr>
+          <w:rFonts w:ascii="Times New Roman" w:cs="Times New Roman" w:eastAsia="Times New Roman" w:hAnsi="Times New Roman"/>
+          <w:i w:val="0"/>
+          <w:color w:val="323539"/>
+          <w:sz w:val="20"/>
           <w:szCs w:val="24"/>
         </w:rPr>
         <w:t xml:space="preserve">Получить документальное подтверждение того, оплачен ли ДДУ, права по которому вам предлагают в счёт работ: открыт ли счёт эскроу, в каком банке, пополнен ли на цену договора. Подтверждение — справка или выписка банка. Письмо застройщика или цедента подтверждением не является: это заявление стороны, заинтересованной в сделке.</w:t>
@@ -722,29 +787,48 @@
     </w:p>
     <w:p>
       <w:pPr>
-        <w:spacing w:after="120" w:line="276"/>
-      </w:pPr>
-      <w:r>
-        <w:rPr>
-          <w:rFonts w:ascii="Times New Roman" w:cs="Times New Roman" w:eastAsia="Times New Roman" w:hAnsi="Times New Roman"/>
-          <w:sz w:val="24"/>
-          <w:szCs w:val="24"/>
-        </w:rPr>
-        <w:t xml:space="preserve">Ответ на этот запрос — знак суммы всей сделки. Эскроу пополнен — вам передают оплаченное право. Не пополнен — вместе с правами к вам переходит обязанность внести деньги, и «оплата квартирой» становится долгом за квартиру (памятка «Читаем уступку: пункт об обязательствах по эскроу»).</w:t>
+        <w:spacing w:after="40" w:line="259" w:lineRule="auto"/>
+      </w:pPr>
+      <w:r>
+        <w:rPr>
+          <w:rFonts w:ascii="Times New Roman" w:cs="Times New Roman" w:eastAsia="Times New Roman" w:hAnsi="Times New Roman"/>
+          <w:i w:val="0"/>
+          <w:color w:val="323539"/>
+          <w:sz w:val="20"/>
+          <w:szCs w:val="24"/>
+        </w:rPr>
+        <w:t>Ответ позволяет установить, какое право предлагают передать. При подтверждённом поступлении полной цены ДДУ на эскроу по ч. 3 ст. 15.4 Закона № 214-ФЗ проверяйте условия уступки оплаченного права. При неполной оплате нельзя считать обязанность доплатить автоматически перешедшей: требуется одновременный перевод долга с соблюдением требований ГК РФ, включая согласие кредитора. Сопоставьте ответ, ДДУ и проект уступки с памяткой «Читаем уступку: пункт об обязательствах по эскроу».</w:t>
+      </w:r>
+    </w:p>
+    <w:p>
+      <w:pPr>
+        <w:spacing w:after="40" w:line="259" w:lineRule="auto"/>
+      </w:pPr>
+      <w:r>
+        <w:rPr>
+          <w:rFonts w:ascii="Times New Roman" w:cs="Times New Roman" w:eastAsia="Times New Roman" w:hAnsi="Times New Roman"/>
+          <w:i w:val="0"/>
+          <w:color w:val="323539"/>
+          <w:sz w:val="20"/>
+          <w:szCs w:val="24"/>
+        </w:rPr>
+        <w:t xml:space="preserve">Сверьте оплату ДДУ по банковскому подтверждению (ч. 3 ст. 15.4 Закона № 214-ФЗ). При неполной оплате уступка требует одновременного перевода долга с соблюдением ГК РФ и согласия кредитора. Отдельно проверьте цену уступки: при цеденте — юридическом лице её уплата следует за госрегистрацией (ч. 3 ст. 11 Закона № 214-ФЗ). При зачёте работ проверьте встречные требования и момент зачёта: сам зачёт не подтверждает оплату ДДУ на эскроу.</w:t>
       </w:r>
     </w:p>
     <w:p>
       <w:pPr>
         <w:pStyle w:val="Heading2"/>
         <w:keepNext/>
-        <w:spacing w:after="120" w:before="260"/>
-      </w:pPr>
-      <w:r>
-        <w:rPr>
-          <w:rFonts w:ascii="Times New Roman" w:cs="Times New Roman" w:eastAsia="Times New Roman" w:hAnsi="Times New Roman"/>
-          <w:b/>
-          <w:bCs/>
-          <w:sz w:val="26"/>
+        <w:spacing w:after="60" w:before="260"/>
+      </w:pPr>
+      <w:r>
+        <w:rPr>
+          <w:rFonts w:ascii="Times New Roman" w:cs="Times New Roman" w:eastAsia="Times New Roman" w:hAnsi="Times New Roman"/>
+          <w:b/>
+          <w:bCs/>
+          <w:i w:val="0"/>
+          <w:color w:val="323539"/>
+          <w:sz w:val="22"/>
           <w:szCs w:val="26"/>
         </w:rPr>
         <w:t xml:space="preserve">Когда применяется</w:t>
@@ -752,12 +836,14 @@
     </w:p>
     <w:p>
       <w:pPr>
-        <w:spacing w:after="120" w:line="276"/>
-      </w:pPr>
-      <w:r>
-        <w:rPr>
-          <w:rFonts w:ascii="Times New Roman" w:cs="Times New Roman" w:eastAsia="Times New Roman" w:hAnsi="Times New Roman"/>
-          <w:sz w:val="24"/>
+        <w:spacing w:after="40" w:line="259" w:lineRule="auto"/>
+      </w:pPr>
+      <w:r>
+        <w:rPr>
+          <w:rFonts w:ascii="Times New Roman" w:cs="Times New Roman" w:eastAsia="Times New Roman" w:hAnsi="Times New Roman"/>
+          <w:i w:val="0"/>
+          <w:color w:val="323539"/>
+          <w:sz w:val="20"/>
           <w:szCs w:val="24"/>
         </w:rPr>
         <w:t xml:space="preserve">До подписания уступки или ДДУ — шаг 2 «Алгоритма: проверка расчёта метрами до входа». После подписания запрос не теряет смысла, но большинство ходов уже сделано: тогда его результат — материал для юриста, не для решения.</w:t>
@@ -767,14 +853,16 @@
       <w:pPr>
         <w:pStyle w:val="Heading2"/>
         <w:keepNext/>
-        <w:spacing w:after="120" w:before="260"/>
-      </w:pPr>
-      <w:r>
-        <w:rPr>
-          <w:rFonts w:ascii="Times New Roman" w:cs="Times New Roman" w:eastAsia="Times New Roman" w:hAnsi="Times New Roman"/>
-          <w:b/>
-          <w:bCs/>
-          <w:sz w:val="26"/>
+        <w:spacing w:after="60" w:before="260"/>
+      </w:pPr>
+      <w:r>
+        <w:rPr>
+          <w:rFonts w:ascii="Times New Roman" w:cs="Times New Roman" w:eastAsia="Times New Roman" w:hAnsi="Times New Roman"/>
+          <w:b/>
+          <w:bCs/>
+          <w:i w:val="0"/>
+          <w:color w:val="323539"/>
+          <w:sz w:val="22"/>
           <w:szCs w:val="26"/>
         </w:rPr>
         <w:t xml:space="preserve">Кому адресуется</w:t>
@@ -782,12 +870,14 @@
     </w:p>
     <w:p>
       <w:pPr>
-        <w:spacing w:after="120" w:line="276"/>
-      </w:pPr>
-      <w:r>
-        <w:rPr>
-          <w:rFonts w:ascii="Times New Roman" w:cs="Times New Roman" w:eastAsia="Times New Roman" w:hAnsi="Times New Roman"/>
-          <w:sz w:val="24"/>
+        <w:spacing w:after="40" w:line="259" w:lineRule="auto"/>
+      </w:pPr>
+      <w:r>
+        <w:rPr>
+          <w:rFonts w:ascii="Times New Roman" w:cs="Times New Roman" w:eastAsia="Times New Roman" w:hAnsi="Times New Roman"/>
+          <w:i w:val="0"/>
+          <w:color w:val="323539"/>
+          <w:sz w:val="20"/>
           <w:szCs w:val="24"/>
         </w:rPr>
         <w:t xml:space="preserve">Банк по договору счёта эскроу отвечает его сторонам, а не будущему приобретателю права. Поэтому запрос направляется стороне сделки:</w:t>
@@ -800,12 +890,14 @@
           <w:ilvl w:val="0"/>
           <w:numId w:val="2"/>
         </w:numPr>
-        <w:spacing w:after="80" w:line="276"/>
-      </w:pPr>
-      <w:r>
-        <w:rPr>
-          <w:rFonts w:ascii="Times New Roman" w:cs="Times New Roman" w:eastAsia="Times New Roman" w:hAnsi="Times New Roman"/>
-          <w:sz w:val="24"/>
+        <w:spacing w:after="40" w:line="259" w:lineRule="auto"/>
+      </w:pPr>
+      <w:r>
+        <w:rPr>
+          <w:rFonts w:ascii="Times New Roman" w:cs="Times New Roman" w:eastAsia="Times New Roman" w:hAnsi="Times New Roman"/>
+          <w:i w:val="0"/>
+          <w:color w:val="323539"/>
+          <w:sz w:val="20"/>
           <w:szCs w:val="24"/>
         </w:rPr>
         <w:t xml:space="preserve">цеденту — текущему участнику долевого строительства, чьи права вам уступают: у него как у владельца счёта есть доступ к сведениям о нём;</w:t>
@@ -818,12 +910,14 @@
           <w:ilvl w:val="0"/>
           <w:numId w:val="2"/>
         </w:numPr>
-        <w:spacing w:after="80" w:line="276"/>
-      </w:pPr>
-      <w:r>
-        <w:rPr>
-          <w:rFonts w:ascii="Times New Roman" w:cs="Times New Roman" w:eastAsia="Times New Roman" w:hAnsi="Times New Roman"/>
-          <w:sz w:val="24"/>
+        <w:spacing w:after="40" w:line="259" w:lineRule="auto"/>
+      </w:pPr>
+      <w:r>
+        <w:rPr>
+          <w:rFonts w:ascii="Times New Roman" w:cs="Times New Roman" w:eastAsia="Times New Roman" w:hAnsi="Times New Roman"/>
+          <w:i w:val="0"/>
+          <w:color w:val="323539"/>
+          <w:sz w:val="20"/>
           <w:szCs w:val="24"/>
         </w:rPr>
         <w:t xml:space="preserve">застройщику — как стороне ДДУ и бенефициару счёта, с требованием предоставить справку банка;</w:t>
@@ -836,12 +930,14 @@
           <w:ilvl w:val="0"/>
           <w:numId w:val="2"/>
         </w:numPr>
-        <w:spacing w:after="80" w:line="276"/>
-      </w:pPr>
-      <w:r>
-        <w:rPr>
-          <w:rFonts w:ascii="Times New Roman" w:cs="Times New Roman" w:eastAsia="Times New Roman" w:hAnsi="Times New Roman"/>
-          <w:sz w:val="24"/>
+        <w:spacing w:after="40" w:line="259" w:lineRule="auto"/>
+      </w:pPr>
+      <w:r>
+        <w:rPr>
+          <w:rFonts w:ascii="Times New Roman" w:cs="Times New Roman" w:eastAsia="Times New Roman" w:hAnsi="Times New Roman"/>
+          <w:i w:val="0"/>
+          <w:color w:val="323539"/>
+          <w:sz w:val="20"/>
           <w:szCs w:val="24"/>
         </w:rPr>
         <w:t xml:space="preserve">при готовности сторон — совместное обращение в банк с вашим участием либо получение справки цедентом в вашем присутствии.</w:t>
@@ -849,29 +945,33 @@
     </w:p>
     <w:p>
       <w:pPr>
-        <w:spacing w:after="120" w:line="276"/>
-      </w:pPr>
-      <w:r>
-        <w:rPr>
-          <w:rFonts w:ascii="Times New Roman" w:cs="Times New Roman" w:eastAsia="Times New Roman" w:hAnsi="Times New Roman"/>
-          <w:sz w:val="24"/>
-          <w:szCs w:val="24"/>
-        </w:rPr>
-        <w:t xml:space="preserve">Отказ предоставить справку под любым предлогом («банковская тайна», «потом», «после ввода») — красный флаг: сведения о собственном счёте его владельцу доступны всегда.</w:t>
+        <w:spacing w:after="40" w:line="259" w:lineRule="auto"/>
+      </w:pPr>
+      <w:r>
+        <w:rPr>
+          <w:rFonts w:ascii="Times New Roman" w:cs="Times New Roman" w:eastAsia="Times New Roman" w:hAnsi="Times New Roman"/>
+          <w:i w:val="0"/>
+          <w:color w:val="323539"/>
+          <w:sz w:val="20"/>
+          <w:szCs w:val="24"/>
+        </w:rPr>
+        <w:t>Отказ предоставить банковское подтверждение оплаты до подписания уступки — основание остановить согласование сделки и запросить документы об оплате и обязательствах по ДДУ.</w:t>
       </w:r>
     </w:p>
     <w:p>
       <w:pPr>
         <w:pStyle w:val="Heading2"/>
         <w:keepNext/>
-        <w:spacing w:after="120" w:before="260"/>
-      </w:pPr>
-      <w:r>
-        <w:rPr>
-          <w:rFonts w:ascii="Times New Roman" w:cs="Times New Roman" w:eastAsia="Times New Roman" w:hAnsi="Times New Roman"/>
-          <w:b/>
-          <w:bCs/>
-          <w:sz w:val="26"/>
+        <w:spacing w:after="60" w:before="260"/>
+      </w:pPr>
+      <w:r>
+        <w:rPr>
+          <w:rFonts w:ascii="Times New Roman" w:cs="Times New Roman" w:eastAsia="Times New Roman" w:hAnsi="Times New Roman"/>
+          <w:b/>
+          <w:bCs/>
+          <w:i w:val="0"/>
+          <w:color w:val="323539"/>
+          <w:sz w:val="22"/>
           <w:szCs w:val="26"/>
         </w:rPr>
         <w:t xml:space="preserve">Что подставить</w:t>
@@ -879,12 +979,14 @@
     </w:p>
     <w:p>
       <w:pPr>
-        <w:spacing w:after="120" w:line="276"/>
-      </w:pPr>
-      <w:r>
-        <w:rPr>
-          <w:rFonts w:ascii="Times New Roman" w:cs="Times New Roman" w:eastAsia="Times New Roman" w:hAnsi="Times New Roman"/>
-          <w:sz w:val="24"/>
+        <w:spacing w:after="40" w:line="259" w:lineRule="auto"/>
+      </w:pPr>
+      <w:r>
+        <w:rPr>
+          <w:rFonts w:ascii="Times New Roman" w:cs="Times New Roman" w:eastAsia="Times New Roman" w:hAnsi="Times New Roman"/>
+          <w:i w:val="0"/>
+          <w:color w:val="323539"/>
+          <w:sz w:val="20"/>
           <w:szCs w:val="24"/>
         </w:rPr>
         <w:t xml:space="preserve">По «Словарю полей» комплекта: реквизиты сторон, реквизиты ДДУ, предлагаемого к уступке, срок ответа (</w:t>
@@ -894,10 +996,10 @@
           <w:rFonts w:ascii="Times New Roman" w:cs="Times New Roman" w:eastAsia="Times New Roman" w:hAnsi="Times New Roman"/>
           <w:b/>
           <w:bCs/>
-          <w:i w:val="false"/>
-          <w:iCs w:val="false"/>
-          <w:color w:val="000000"/>
-          <w:sz w:val="24"/>
+          <w:i w:val="0"/>
+          <w:iCs w:val="false"/>
+          <w:color w:val="323539"/>
+          <w:sz w:val="20"/>
           <w:szCs w:val="24"/>
         </w:rPr>
         <w:t xml:space="preserve">{{СРОК_ОТВЕТА_НА_ЗАПРОС}}</w:t>
@@ -905,7 +1007,9 @@
       <w:r>
         <w:rPr>
           <w:rFonts w:ascii="Times New Roman" w:cs="Times New Roman" w:eastAsia="Times New Roman" w:hAnsi="Times New Roman"/>
-          <w:sz w:val="24"/>
+          <w:i w:val="0"/>
+          <w:color w:val="323539"/>
+          <w:sz w:val="20"/>
           <w:szCs w:val="24"/>
         </w:rPr>
         <w:t xml:space="preserve"> — разумный рабочий; законом не установлен).</w:t>
@@ -915,17 +1019,19 @@
       <w:pPr>
         <w:pStyle w:val="Heading2"/>
         <w:keepNext/>
-        <w:spacing w:after="120" w:before="260"/>
-      </w:pPr>
-      <w:r>
-        <w:rPr>
-          <w:rFonts w:ascii="Times New Roman" w:cs="Times New Roman" w:eastAsia="Times New Roman" w:hAnsi="Times New Roman"/>
-          <w:b/>
-          <w:bCs/>
-          <w:sz w:val="26"/>
+        <w:spacing w:after="60" w:before="260"/>
+      </w:pPr>
+      <w:r>
+        <w:rPr>
+          <w:rFonts w:ascii="Times New Roman" w:cs="Times New Roman" w:eastAsia="Times New Roman" w:hAnsi="Times New Roman"/>
+          <w:b/>
+          <w:bCs/>
+          <w:i w:val="0"/>
+          <w:color w:val="323539"/>
+          <w:sz w:val="22"/>
           <w:szCs w:val="26"/>
         </w:rPr>
-        <w:t xml:space="preserve">Чего этот документ не делает</w:t>
+        <w:t>Порядок проверки документов</w:t>
       </w:r>
     </w:p>
     <w:p>
@@ -935,15 +1041,17 @@
           <w:ilvl w:val="0"/>
           <w:numId w:val="2"/>
         </w:numPr>
-        <w:spacing w:after="80" w:line="276"/>
-      </w:pPr>
-      <w:r>
-        <w:rPr>
-          <w:rFonts w:ascii="Times New Roman" w:cs="Times New Roman" w:eastAsia="Times New Roman" w:hAnsi="Times New Roman"/>
-          <w:sz w:val="24"/>
-          <w:szCs w:val="24"/>
-        </w:rPr>
-        <w:t xml:space="preserve">Не обязывает банк раскрыть сведения вам напрямую и не утверждает, что такая обязанность существует.</w:t>
+        <w:spacing w:after="40" w:line="259" w:lineRule="auto"/>
+      </w:pPr>
+      <w:r>
+        <w:rPr>
+          <w:rFonts w:ascii="Times New Roman" w:cs="Times New Roman" w:eastAsia="Times New Roman" w:hAnsi="Times New Roman"/>
+          <w:i w:val="0"/>
+          <w:color w:val="323539"/>
+          <w:sz w:val="20"/>
+          <w:szCs w:val="24"/>
+        </w:rPr>
+        <w:t>Сведения о счёте запрашивайте у сторон сделки; право будущего приобретателя получить их непосредственно в банке проверяется отдельно по полномочиям и документам.</w:t>
       </w:r>
     </w:p>
     <w:p>
@@ -953,15 +1061,17 @@
           <w:ilvl w:val="0"/>
           <w:numId w:val="2"/>
         </w:numPr>
-        <w:spacing w:after="80" w:line="276"/>
-      </w:pPr>
-      <w:r>
-        <w:rPr>
-          <w:rFonts w:ascii="Times New Roman" w:cs="Times New Roman" w:eastAsia="Times New Roman" w:hAnsi="Times New Roman"/>
-          <w:sz w:val="24"/>
-          <w:szCs w:val="24"/>
-        </w:rPr>
-        <w:t xml:space="preserve">Не заменяет чтение самого ДДУ и проекта уступки: цена договора, порядок оплаты и пункт об обязательствах по эскроу читаются глазами (памятка «Читаем уступку: пункт об обязательствах по эскроу»), справка их подтверждает, а не заменяет.</w:t>
+        <w:spacing w:after="40" w:line="259" w:lineRule="auto"/>
+      </w:pPr>
+      <w:r>
+        <w:rPr>
+          <w:rFonts w:ascii="Times New Roman" w:cs="Times New Roman" w:eastAsia="Times New Roman" w:hAnsi="Times New Roman"/>
+          <w:i w:val="0"/>
+          <w:color w:val="323539"/>
+          <w:sz w:val="20"/>
+          <w:szCs w:val="24"/>
+        </w:rPr>
+        <w:t>Сопоставьте банковское подтверждение с самим ДДУ и проектом уступки: цену, сроки оплаты, условия перехода прав и обязанности по оплате (см. памятку «Читаем уступку: пункт об обязательствах по эскроу»).</w:t>
       </w:r>
     </w:p>
     <w:p>
@@ -971,20 +1081,24 @@
           <w:ilvl w:val="0"/>
           <w:numId w:val="2"/>
         </w:numPr>
-        <w:spacing w:after="80" w:line="276"/>
-      </w:pPr>
-      <w:r>
-        <w:rPr>
-          <w:rFonts w:ascii="Times New Roman" w:cs="Times New Roman" w:eastAsia="Times New Roman" w:hAnsi="Times New Roman"/>
-          <w:sz w:val="24"/>
-          <w:szCs w:val="24"/>
-        </w:rPr>
-        <w:t xml:space="preserve">Не оценивает достаточность суммы на эскроу для сделки — это вопрос цены уступки, он решается в договоре.</w:t>
+        <w:spacing w:after="40" w:line="259" w:lineRule="auto"/>
+      </w:pPr>
+      <w:r>
+        <w:rPr>
+          <w:rFonts w:ascii="Times New Roman" w:cs="Times New Roman" w:eastAsia="Times New Roman" w:hAnsi="Times New Roman"/>
+          <w:i w:val="0"/>
+          <w:color w:val="323539"/>
+          <w:sz w:val="20"/>
+          <w:szCs w:val="24"/>
+        </w:rPr>
+        <w:t>Проверьте отдельно цену уступки и взаиморасчёты с цедентом: они не тождественны оплате цены ДДУ на счёт эскроу.</w:t>
       </w:r>
     </w:p>
     <w:sectPr>
+      <w:headerReference w:type="default" r:id="rId8"/>
+      <w:footerReference w:type="default" r:id="rId9"/>
       <w:pgSz w:w="11906" w:h="16838" w:orient="portrait"/>
-      <w:pgMar w:top="1133" w:right="850" w:bottom="1133" w:left="1417" w:header="708" w:footer="708" w:gutter="0"/>
+      <w:pgMar w:top="760" w:right="850" w:bottom="760" w:left="1417" w:header="708" w:footer="708" w:gutter="0"/>
       <w:pgNumType/>
       <w:docGrid w:linePitch="360"/>
     </w:sectPr>
@@ -1033,6 +1147,16 @@
 </w:endnotes>
 </file>
 
+<file path=word/footer1.xml><?xml version="1.0" encoding="utf-8"?>
+<w:ftr xmlns:m="http://schemas.openxmlformats.org/officeDocument/2006/math" xmlns:mc="http://schemas.openxmlformats.org/markup-compatibility/2006" xmlns:mo="http://schemas.microsoft.com/office/mac/office/2008/main" xmlns:mv="urn:schemas-microsoft-com:mac:vml" xmlns:o="urn:schemas-microsoft-com:office:office" xmlns:r="http://schemas.openxmlformats.org/officeDocument/2006/relationships" xmlns:v="urn:schemas-microsoft-com:vml" xmlns:w10="urn:schemas-microsoft-com:office:word" xmlns:w14="http://schemas.microsoft.com/office/word/2010/wordml" xmlns:w="http://schemas.openxmlformats.org/wordprocessingml/2006/main" xmlns:wne="http://schemas.microsoft.com/office/word/2006/wordml" xmlns:wp14="http://schemas.microsoft.com/office/word/2010/wordprocessingDrawing" xmlns:wp="http://schemas.openxmlformats.org/drawingml/2006/wordprocessingDrawing" xmlns:wpc="http://schemas.microsoft.com/office/word/2010/wordprocessingCanvas" xmlns:wpg="http://schemas.microsoft.com/office/word/2010/wordprocessingGroup" xmlns:wpi="http://schemas.microsoft.com/office/word/2010/wordprocessingInk" xmlns:wps="http://schemas.microsoft.com/office/word/2010/wordprocessingShape" mc:Ignorable="w14 wp14">
+  <w:p>
+    <w:pPr>
+      <w:pStyle w:val="Footer"/>
+    </w:pPr>
+  </w:p>
+</w:ftr>
+</file>
+
 <file path=word/footnotes.xml><?xml version="1.0" encoding="utf-8"?>
 <w:footnotes xmlns:wpc="http://schemas.microsoft.com/office/word/2010/wordprocessingCanvas" xmlns:mc="http://schemas.openxmlformats.org/markup-compatibility/2006" xmlns:o="urn:schemas-microsoft-com:office:office" xmlns:r="http://schemas.openxmlformats.org/officeDocument/2006/relationships" xmlns:m="http://schemas.openxmlformats.org/officeDocument/2006/math" xmlns:v="urn:schemas-microsoft-com:vml" xmlns:wp14="http://schemas.microsoft.com/office/word/2010/wordprocessingDrawing" xmlns:wp="http://schemas.openxmlformats.org/drawingml/2006/wordprocessingDrawing" xmlns:w10="urn:schemas-microsoft-com:office:word" xmlns:w="http://schemas.openxmlformats.org/wordprocessingml/2006/main" xmlns:w14="http://schemas.microsoft.com/office/word/2010/wordml" xmlns:w15="http://schemas.microsoft.com/office/word/2012/wordml" xmlns:wpg="http://schemas.microsoft.com/office/word/2010/wordprocessingGroup" xmlns:wpi="http://schemas.microsoft.com/office/word/2010/wordprocessingInk" xmlns:wne="http://schemas.microsoft.com/office/word/2006/wordml" xmlns:wps="http://schemas.microsoft.com/office/word/2010/wordprocessingShape" mc:Ignorable="w14 w15 wp14">
   <w:footnote w:type="separator" w:id="-1">
@@ -1068,6 +1192,16 @@
     </w:p>
   </w:footnote>
 </w:footnotes>
+</file>
+
+<file path=word/header1.xml><?xml version="1.0" encoding="utf-8"?>
+<w:hdr xmlns:m="http://schemas.openxmlformats.org/officeDocument/2006/math" xmlns:mc="http://schemas.openxmlformats.org/markup-compatibility/2006" xmlns:mo="http://schemas.microsoft.com/office/mac/office/2008/main" xmlns:mv="urn:schemas-microsoft-com:mac:vml" xmlns:o="urn:schemas-microsoft-com:office:office" xmlns:r="http://schemas.openxmlformats.org/officeDocument/2006/relationships" xmlns:v="urn:schemas-microsoft-com:vml" xmlns:w10="urn:schemas-microsoft-com:office:word" xmlns:w14="http://schemas.microsoft.com/office/word/2010/wordml" xmlns:w="http://schemas.openxmlformats.org/wordprocessingml/2006/main" xmlns:wne="http://schemas.microsoft.com/office/word/2006/wordml" xmlns:wp14="http://schemas.microsoft.com/office/word/2010/wordprocessingDrawing" xmlns:wp="http://schemas.openxmlformats.org/drawingml/2006/wordprocessingDrawing" xmlns:wpc="http://schemas.microsoft.com/office/word/2010/wordprocessingCanvas" xmlns:wpg="http://schemas.microsoft.com/office/word/2010/wordprocessingGroup" xmlns:wpi="http://schemas.microsoft.com/office/word/2010/wordprocessingInk" xmlns:wps="http://schemas.microsoft.com/office/word/2010/wordprocessingShape" mc:Ignorable="w14 wp14">
+  <w:p>
+    <w:pPr>
+      <w:pStyle w:val="Header"/>
+    </w:pPr>
+  </w:p>
+</w:hdr>
 </file>
 
 <file path=word/numbering.xml><?xml version="1.0" encoding="utf-8"?>
@@ -1201,6 +1335,8 @@
     <w:next w:val="Normal"/>
     <w:qFormat/>
     <w:rPr>
+      <w:i w:val="0"/>
+      <w:color w:val="323539"/>
       <w:sz w:val="56"/>
       <w:szCs w:val="56"/>
     </w:rPr>
@@ -1211,7 +1347,8 @@
     <w:next w:val="Normal"/>
     <w:qFormat/>
     <w:rPr>
-      <w:color w:val="2E74B5"/>
+      <w:i w:val="0"/>
+      <w:color w:val="323539"/>
       <w:sz w:val="32"/>
       <w:szCs w:val="32"/>
     </w:rPr>
@@ -1222,7 +1359,8 @@
     <w:next w:val="Normal"/>
     <w:qFormat/>
     <w:rPr>
-      <w:color w:val="2E74B5"/>
+      <w:i w:val="0"/>
+      <w:color w:val="323539"/>
       <w:sz w:val="26"/>
       <w:szCs w:val="26"/>
     </w:rPr>
